--- a/тз.docx
+++ b/тз.docx
@@ -4,1188 +4,1366 @@
   <w:body>
     <w:p>
       <w:pPr>
-        <w:pStyle w:val="Title"/>
+        <w:jc w:val="center"/>
       </w:pPr>
       <w:r>
-        <w:t xml:space="preserve">tz_veloshop_simple</w:t>
+        <w:rPr>
+          <w:rStyle w:val="NormalTok"/>
+          <w:sz w:val="36"/>
+          <w:szCs w:val="36"/>
+        </w:rPr>
+        <w:t xml:space="preserve">Техническое задание приложения "Veloshop"</w:t>
       </w:r>
     </w:p>
     <w:bookmarkStart w:id="28" w:name="X88979fcaccb4cc1994dd70d809fe947b2d25e64"/>
-    <w:p>
-      <w:pPr>
-        <w:pStyle w:val="Heading1"/>
-      </w:pPr>
-      <w:r>
-        <w:t xml:space="preserve">Техническое задание настольного приложения «VeloShop»</w:t>
-      </w:r>
-    </w:p>
     <w:p>
       <w:pPr>
         <w:pStyle w:val="FirstParagraph"/>
+        <w:jc w:val="both"/>
       </w:pPr>
       <w:r>
+        <w:rPr>
+          <w:rFonts w:ascii="Times New Roman" w:hAnsi="Times New Roman" w:cs="Times New Roman"/>
+          <w:sz w:val="28"/>
+          <w:szCs w:val="28"/>
+        </w:rPr>
         <w:t xml:space="preserve">Приложение «VeloShop» создается как удобный магазин велосипедов и товаров для них на компьютере. Главная идея — сделать простую и понятную программу, где обычный человек может зарегистрироваться, зайти в свой профиль, посмотреть велосипеды в каталоге, положить их в корзину и оформить заказ, а администратор может добавлять новые товары, менять цены и следить за заказами.</w:t>
-      </w:r>
-    </w:p>
-    <w:p>
-      <w:r>
-        <w:pict>
-          <v:rect style="width:0;height:1.5pt" o:hralign="center" o:hrstd="t" o:hr="t"/>
-        </w:pict>
-      </w:r>
-    </w:p>
-    <w:bookmarkStart w:id="24" w:name="X631aa158c17102b2e7d3d8a2c96caca9027f789"/>
-    <w:p>
-      <w:pPr>
-        <w:pStyle w:val="Heading2"/>
-      </w:pPr>
-      <w:r>
-        <w:t xml:space="preserve">1. Функциональные и нефункциональные требования</w:t>
-      </w:r>
-    </w:p>
-    <w:bookmarkStart w:id="20" w:name="функциональные-требования"/>
-    <w:p>
-      <w:pPr>
-        <w:pStyle w:val="Heading3"/>
-      </w:pPr>
-      <w:r>
-        <w:t xml:space="preserve">Функциональные требования:</w:t>
       </w:r>
     </w:p>
     <w:p>
       <w:pPr>
         <w:pStyle w:val="FirstParagraph"/>
+        <w:jc w:val="both"/>
       </w:pPr>
-      <w:r>
-        <w:t xml:space="preserve">• Регистрация нового пользователя</w:t>
-      </w:r>
-      <w:r>
-        <w:br/>
-      </w:r>
-      <w:r>
-        <w:t xml:space="preserve">• Вход в систему по логину и паролю</w:t>
-      </w:r>
-      <w:r>
-        <w:br/>
-      </w:r>
-      <w:r>
-        <w:t xml:space="preserve">• Просмотр своего личного профиля</w:t>
-      </w:r>
-      <w:r>
-        <w:br/>
-      </w:r>
-      <w:r>
-        <w:t xml:space="preserve">• Редактирование данных в профиле (имя, телефон, адрес для доставки)</w:t>
-      </w:r>
-      <w:r>
-        <w:br/>
-      </w:r>
-      <w:r>
-        <w:t xml:space="preserve">• Смена пароля на новый</w:t>
-      </w:r>
-      <w:r>
-        <w:br/>
-      </w:r>
-      <w:r>
-        <w:t xml:space="preserve">• Загрузка фотографии (аватара) для профиля</w:t>
-      </w:r>
-      <w:r>
-        <w:br/>
-      </w:r>
-      <w:r>
-        <w:t xml:space="preserve">• Выход из своего аккаунта</w:t>
-      </w:r>
-      <w:r>
-        <w:br/>
-      </w:r>
-      <w:r>
-        <w:t xml:space="preserve">• Просмотр общего каталога велосипедов</w:t>
-      </w:r>
-      <w:r>
-        <w:br/>
-      </w:r>
-      <w:r>
-        <w:t xml:space="preserve">• Поиск товаров по названию и описанию</w:t>
-      </w:r>
-      <w:r>
-        <w:br/>
-      </w:r>
-      <w:r>
-        <w:t xml:space="preserve">• Фильтр товаров по типам велосипедов и по цене</w:t>
-      </w:r>
-      <w:r>
-        <w:br/>
-      </w:r>
-      <w:r>
-        <w:t xml:space="preserve">• Сортировка товаров от дешевых к дорогим и наоборот</w:t>
-      </w:r>
-      <w:r>
-        <w:br/>
-      </w:r>
-      <w:r>
-        <w:t xml:space="preserve">• Добавление товара в корзину</w:t>
-      </w:r>
-      <w:r>
-        <w:br/>
-      </w:r>
-      <w:r>
-        <w:t xml:space="preserve">• Изменение количества товаров в корзине или удаление ненужного</w:t>
-      </w:r>
-      <w:r>
-        <w:br/>
-      </w:r>
-      <w:r>
-        <w:t xml:space="preserve">• Полная очистка корзины</w:t>
-      </w:r>
-      <w:r>
-        <w:br/>
-      </w:r>
-      <w:r>
-        <w:t xml:space="preserve">• Добавление понравившихся велосипедов в список «Избранное»</w:t>
-      </w:r>
-      <w:r>
-        <w:br/>
-      </w:r>
-      <w:r>
-        <w:t xml:space="preserve">• Оформление покупки (создание заказа)</w:t>
-      </w:r>
-      <w:r>
-        <w:br/>
-      </w:r>
-      <w:r>
-        <w:t xml:space="preserve">• Просмотр истории своих старых заказов и их статуса</w:t>
-      </w:r>
-      <w:r>
-        <w:br/>
-      </w:r>
-      <w:r>
-        <w:t xml:space="preserve">• Добавление новых велосипедов в каталог (для админа)</w:t>
-      </w:r>
-      <w:r>
-        <w:br/>
-      </w:r>
-      <w:r>
-        <w:t xml:space="preserve">• Редактирование информации о велосипедах и изменение цен (для админа)</w:t>
-      </w:r>
-      <w:r>
-        <w:br/>
-      </w:r>
-      <w:r>
-        <w:t xml:space="preserve">• Удаление товаров из каталога (для админа)</w:t>
-      </w:r>
-      <w:r>
-        <w:br/>
-      </w:r>
-      <w:r>
-        <w:t xml:space="preserve">• Изменение количества велосипедов на складе (для админа)</w:t>
-      </w:r>
-      <w:r>
-        <w:br/>
-      </w:r>
-      <w:r>
-        <w:t xml:space="preserve">• Просмотр заказов всех клиентов и смена их статуса (для админа)</w:t>
-      </w:r>
-      <w:r>
-        <w:br/>
-      </w:r>
-      <w:r>
-        <w:t xml:space="preserve">• Блокировка пользователей за нарушения (для админа)</w:t>
-      </w:r>
-      <w:r>
-        <w:br/>
-      </w:r>
-      <w:r>
-        <w:t xml:space="preserve">• Снятие блокировки с пользователя (для админа)</w:t>
-      </w:r>
-      <w:r>
-        <w:br/>
-      </w:r>
-      <w:r>
-        <w:t xml:space="preserve">• Шифрование паролей, чтобы их никто не мог украсть</w:t>
-      </w:r>
-      <w:r>
-        <w:br/>
-      </w:r>
-      <w:r>
-        <w:t xml:space="preserve">• Возможность ставить оценки товарам и писать отзывы</w:t>
-      </w:r>
-      <w:r>
-        <w:br/>
-      </w:r>
-      <w:r>
-        <w:t xml:space="preserve">• Защита от вылетов программы, если картинка не загрузилась</w:t>
-      </w:r>
-    </w:p>
-    <w:p>
-      <w:r>
-        <w:pict>
-          <v:rect style="width:0;height:1.5pt" o:hralign="center" o:hrstd="t" o:hr="t"/>
-        </w:pict>
-      </w:r>
-    </w:p>
-    <w:bookmarkEnd w:id="20"/>
-    <w:bookmarkStart w:id="21" w:name="нефункциональные-требования"/>
-    <w:p>
-      <w:pPr>
-        <w:pStyle w:val="Heading3"/>
-      </w:pPr>
-      <w:r>
-        <w:t xml:space="preserve">Нефункциональные требования:</w:t>
+    </w:p>
+    <w:bookmarkStart w:id="24" w:name="X631aa158c17102b2e7d3d8a2c96caca9027f789"/>
+    <w:p>
+      <w:r>
+        <w:rPr>
+          <w:sz w:val="28"/>
+          <w:szCs w:val="28"/>
+        </w:rPr>
+        <w:t xml:space="preserve">1. Функциональные и нефункциональные требования</w:t>
+      </w:r>
+    </w:p>
+    <w:bookmarkStart w:id="20" w:name="функциональные-требования"/>
+    <w:p>
+      <w:r>
+        <w:rPr>
+          <w:sz w:val="28"/>
+          <w:szCs w:val="28"/>
+        </w:rPr>
+        <w:t xml:space="preserve">Функциональные требования:  </w:t>
       </w:r>
     </w:p>
     <w:p>
       <w:pPr>
         <w:pStyle w:val="FirstParagraph"/>
+        <w:jc w:val="both"/>
       </w:pPr>
       <w:r>
-        <w:t xml:space="preserve">• База данных должна спокойно хранить тысячи товаров и заказов и быстро открывать их</w:t>
-      </w:r>
-      <w:r>
-        <w:br/>
-      </w:r>
-      <w:r>
-        <w:t xml:space="preserve">• Пароли пользователей ни в коем случае не должны лежать в открытом виде</w:t>
-      </w:r>
-      <w:r>
-        <w:br/>
-      </w:r>
-      <w:r>
-        <w:t xml:space="preserve">• Понятный, аккуратный и красивый интерфейс без лишних сложных кнопок</w:t>
-      </w:r>
-      <w:r>
-        <w:br/>
-      </w:r>
-      <w:r>
-        <w:t xml:space="preserve">• Программа не должна закрываться с ошибкой, если пропал интернет или файл базы поврежден</w:t>
-      </w:r>
-      <w:r>
-        <w:br/>
-      </w:r>
-      <w:r>
-        <w:t xml:space="preserve">• Быстрая работа: поиск и фильтры должны срабатывать сразу, без зависаний</w:t>
-      </w:r>
-      <w:r>
-        <w:br/>
-      </w:r>
-      <w:r>
-        <w:t xml:space="preserve">• Программа должна работать на обычном компьютере с Windows 10 или Windows 11</w:t>
-      </w:r>
-    </w:p>
-    <w:p>
-      <w:r>
-        <w:pict>
-          <v:rect style="width:0;height:1.5pt" o:hralign="center" o:hrstd="t" o:hr="t"/>
-        </w:pict>
-      </w:r>
-    </w:p>
-    <w:bookmarkEnd w:id="21"/>
-    <w:bookmarkStart w:id="22" w:name="X734596189c0a8e6fa086b598b8f27e2ca9d408a"/>
-    <w:p>
-      <w:pPr>
-        <w:pStyle w:val="Heading3"/>
-      </w:pPr>
-      <w:r>
-        <w:t xml:space="preserve">Подробное описание функций простыми словами:</w:t>
+        <w:rPr>
+          <w:rFonts w:ascii="Times New Roman" w:hAnsi="Times New Roman" w:cs="Times New Roman"/>
+          <w:sz w:val="28"/>
+          <w:szCs w:val="28"/>
+        </w:rPr>
+        <w:t xml:space="preserve">• Регистрация нового пользователя</w:t>
+        <w:br/>
+        <w:t xml:space="preserve">• Вход в систему по логину и паролю</w:t>
+        <w:br/>
+        <w:t xml:space="preserve">• Просмотр своего личного профиля</w:t>
+        <w:br/>
+        <w:t xml:space="preserve">• Редактирование данных в профиле (имя, телефон, адрес для доставки)</w:t>
+        <w:br/>
+        <w:t xml:space="preserve">• Смена пароля на новый</w:t>
+        <w:br/>
+        <w:t xml:space="preserve">• Загрузка фотографии (аватарки) для профиля</w:t>
+        <w:br/>
+        <w:t xml:space="preserve">• Выход из своего аккаунта</w:t>
+        <w:br/>
+        <w:t xml:space="preserve">• Просмотр общего каталога велосипедов</w:t>
+        <w:br/>
+        <w:t xml:space="preserve">• Поиск товаров по названию и описанию</w:t>
+        <w:br/>
+        <w:t xml:space="preserve">• Фильтр товаров по типам велосипедов и по цене</w:t>
+        <w:br/>
+        <w:t xml:space="preserve">• Сортировка товаров от дешевых к дорогим и наоборот</w:t>
+        <w:br/>
+        <w:t xml:space="preserve">• Добавление товара в корзину</w:t>
+        <w:br/>
+        <w:t xml:space="preserve">• Изменение количества товаров в корзине или удаление ненужного</w:t>
+        <w:br/>
+        <w:t xml:space="preserve">• Полная очистка корзины</w:t>
+        <w:br/>
+        <w:t xml:space="preserve">• Добавление понравившихся велосипедов в список «Избранное»</w:t>
+        <w:br/>
+        <w:t xml:space="preserve">• Оформление покупки (создание заказа)</w:t>
+        <w:br/>
+        <w:t xml:space="preserve">• Просмотр истории своих старых заказов и их статуса</w:t>
+        <w:br/>
+        <w:t xml:space="preserve">• Добавление новых велосипедов в каталог (для админа)</w:t>
+        <w:br/>
+        <w:t xml:space="preserve">• Редактирование информации о велосипедах и изменение цен (для админа)</w:t>
+        <w:br/>
+        <w:t xml:space="preserve">• Удаление товаров из каталога (для админа)</w:t>
+        <w:br/>
+        <w:t xml:space="preserve">• Изменение количества велосипедов на складе (для админа)</w:t>
+        <w:br/>
+        <w:t xml:space="preserve">• Просмотр заказов всех клиентов и смена их статуса (для админа)</w:t>
+        <w:br/>
+        <w:t xml:space="preserve">• Блокировка пользователей за нарушения (для админа)</w:t>
+        <w:br/>
+        <w:t xml:space="preserve">• Снятие блокировки с пользователя (для админа)</w:t>
+        <w:br/>
+        <w:t xml:space="preserve">• Шифрование паролей, чтобы их никто не мог украсть</w:t>
+        <w:br/>
+        <w:t xml:space="preserve">• Возможность ставить оценки товарам и писать отзывы</w:t>
+        <w:br/>
+        <w:t xml:space="preserve">• Защита от вылетов программы, если картинка не загрузилась</w:t>
       </w:r>
     </w:p>
     <w:p>
       <w:pPr>
         <w:pStyle w:val="FirstParagraph"/>
+        <w:jc w:val="both"/>
       </w:pPr>
       <w:r>
         <w:rPr>
-          <w:b/>
-          <w:bCs/>
-        </w:rPr>
-        <w:t xml:space="preserve">Работа магазина и покупка товаров:</w:t>
-      </w:r>
-      <w:r>
-        <w:br/>
-      </w:r>
-      <w:r>
-        <w:t xml:space="preserve">Главная задача программы — показать человеку список велосипедов с фотографиями, ценами и характеристиками. Человек может выбрать понравившийся велосипед, положить его в корзину и нажать кнопку покупки. Программа посчитает общую сумму и сохранит заказ.</w:t>
-      </w:r>
-    </w:p>
-    <w:p>
-      <w:pPr>
-        <w:pStyle w:val="BodyText"/>
-      </w:pPr>
-      <w:r>
-        <w:rPr>
-          <w:b/>
-          <w:bCs/>
-        </w:rPr>
-        <w:t xml:space="preserve">Регистрация и вход:</w:t>
-      </w:r>
-      <w:r>
-        <w:br/>
-      </w:r>
-      <w:r>
-        <w:t xml:space="preserve">Любой новый человек может завести себе учетную запись. Для этого он придумывает логин и пароль, а также указывает свое имя и номер телефона. Программа проверяет, чтобы такой логин еще не был занят другим человеком.</w:t>
-      </w:r>
-    </w:p>
-    <w:p>
-      <w:pPr>
-        <w:pStyle w:val="BodyText"/>
-      </w:pPr>
-      <w:r>
-        <w:rPr>
-          <w:b/>
-          <w:bCs/>
-        </w:rPr>
-        <w:t xml:space="preserve">Личный кабинет (Профиль):</w:t>
-      </w:r>
-      <w:r>
-        <w:br/>
-      </w:r>
-      <w:r>
-        <w:t xml:space="preserve">У каждого зарегистрированного пользователя есть своя страница с профилем. Там показывается его логин, дата создания аккаунта, имя, телефон, адрес доставки и выбранная фотография (аватар). Пользователь в любое время может зайти в настройки, поменять свой номер телефона, написать другой адрес или поставить новую аватарку. Если нужно сменить пароль, программа попросит сначала ввести старый пароль для безопасности.</w:t>
-      </w:r>
-    </w:p>
-    <w:p>
-      <w:pPr>
-        <w:pStyle w:val="BodyText"/>
-      </w:pPr>
-      <w:r>
-        <w:rPr>
-          <w:b/>
-          <w:bCs/>
-        </w:rPr>
-        <w:t xml:space="preserve">Шифрование паролей:</w:t>
-      </w:r>
-      <w:r>
-        <w:br/>
-      </w:r>
-      <w:r>
-        <w:t xml:space="preserve">Чтобы никто не мог подсмотреть пароли пользователей прямо в файле базы данных, программа превращает каждый пароль в сложный набор знаков (хэш) с помощью специального алгоритма. Настоящий пароль нигде не сохраняется.</w:t>
-      </w:r>
-    </w:p>
-    <w:p>
-      <w:pPr>
-        <w:pStyle w:val="BodyText"/>
-      </w:pPr>
-      <w:r>
-        <w:rPr>
-          <w:b/>
-          <w:bCs/>
-        </w:rPr>
-        <w:t xml:space="preserve">Каталог, поиск и фильтрация:</w:t>
-      </w:r>
-      <w:r>
-        <w:br/>
-      </w:r>
-      <w:r>
-        <w:t xml:space="preserve">Все товары показываются в виде удобных карточек с картинкой, названием и ценой. Пользователь может вбить любое слово в строке поиска (например, «горный» или «Stels»), и программа сразу покажет подходящие варианты. Также можно выбрать категорию (горные, городские, шоссейные) и указать нужную цену «от» и «до».</w:t>
-      </w:r>
-    </w:p>
-    <w:p>
-      <w:pPr>
-        <w:pStyle w:val="BodyText"/>
-      </w:pPr>
-      <w:r>
-        <w:rPr>
-          <w:b/>
-          <w:bCs/>
-        </w:rPr>
-        <w:t xml:space="preserve">Правила проверки данных (Валидация):</w:t>
-      </w:r>
-      <w:r>
-        <w:br/>
-      </w:r>
-      <w:r>
-        <w:t xml:space="preserve">Чтобы в программе не было сбоев, она проверяет всё, что пишет пользователь:</w:t>
-      </w:r>
-      <w:r>
-        <w:br/>
-      </w:r>
-      <w:r>
-        <w:t xml:space="preserve">• Логин должен быть длиной от 3 до 20 букв;</w:t>
-      </w:r>
-      <w:r>
-        <w:br/>
-      </w:r>
-      <w:r>
-        <w:t xml:space="preserve">• Пароль не должен быть короче 6 знаков;</w:t>
-      </w:r>
-      <w:r>
-        <w:br/>
-      </w:r>
-      <w:r>
-        <w:t xml:space="preserve">• В поле телефона нельзя писать случайные буквы;</w:t>
-      </w:r>
-      <w:r>
-        <w:br/>
-      </w:r>
-      <w:r>
-        <w:t xml:space="preserve">• Цена велосипеда и его количество на складе не могут быть меньше нуля.</w:t>
-      </w:r>
-    </w:p>
-    <w:p>
-      <w:pPr>
-        <w:pStyle w:val="BodyText"/>
-      </w:pPr>
-      <w:r>
-        <w:rPr>
-          <w:b/>
-          <w:bCs/>
-        </w:rPr>
-        <w:t xml:space="preserve">Корзина и оформление заказа:</w:t>
-      </w:r>
-      <w:r>
-        <w:br/>
-      </w:r>
-      <w:r>
-        <w:t xml:space="preserve">Когда пользователь нажимает «Купить», товар попадает в его корзину. В корзине можно добавить еще одну штуку или убрать лишнее. Нельзя заказать больше велосипедов, чем сейчас реально лежит на складе. При нажатии кнопки «Оформить заказ» программа проверяет адрес, списывает купленное количество со склада и создает новый заказ.</w:t>
-      </w:r>
-    </w:p>
-    <w:p>
-      <w:pPr>
-        <w:pStyle w:val="BodyText"/>
-      </w:pPr>
-      <w:r>
-        <w:rPr>
-          <w:b/>
-          <w:bCs/>
-        </w:rPr>
-        <w:t xml:space="preserve">История заказов:</w:t>
-      </w:r>
-      <w:r>
-        <w:br/>
-      </w:r>
-      <w:r>
-        <w:t xml:space="preserve">В своем профиле покупатель всегда может открыть список своих покупок. Там видно дату заказа, что именно было куплено, сколько денег потрачено и на каком этапе доставка (например: «Новый», «В пути» или «Доставлен»).</w:t>
-      </w:r>
-    </w:p>
-    <w:p>
-      <w:pPr>
-        <w:pStyle w:val="BodyText"/>
-      </w:pPr>
-      <w:r>
-        <w:rPr>
-          <w:b/>
-          <w:bCs/>
-        </w:rPr>
-        <w:t xml:space="preserve">Список избранного:</w:t>
-      </w:r>
-      <w:r>
-        <w:br/>
-      </w:r>
-      <w:r>
-        <w:t xml:space="preserve">На каждом велосипеде есть кнопка с сердечком. Если нажать на нее, велосипед попадает в личный список избранного, чтобы его можно было быстро найти позже и не искать заново по всему каталогу.</w:t>
-      </w:r>
-    </w:p>
-    <w:p>
-      <w:pPr>
-        <w:pStyle w:val="BodyText"/>
-      </w:pPr>
-      <w:r>
-        <w:rPr>
-          <w:b/>
-          <w:bCs/>
-        </w:rPr>
-        <w:t xml:space="preserve">Блокировка пользователей:</w:t>
-      </w:r>
-      <w:r>
-        <w:br/>
-      </w:r>
-      <w:r>
-        <w:t xml:space="preserve">Администратор может временно или навсегда заблокировать аккаунт нарушителя. Заблокированный человек сможет только смотреть каталог, но не сможет делать покупки или менять данные. При необходимости администратор может снять эту блокировку.</w:t>
-      </w:r>
-    </w:p>
-    <w:p>
-      <w:pPr>
-        <w:pStyle w:val="BodyText"/>
-      </w:pPr>
-      <w:r>
-        <w:rPr>
-          <w:b/>
-          <w:bCs/>
-        </w:rPr>
-        <w:t xml:space="preserve">Панель администратора:</w:t>
-      </w:r>
-      <w:r>
-        <w:br/>
-      </w:r>
-      <w:r>
-        <w:t xml:space="preserve">У главного администратора есть специальные кнопки, которых нет у обычных покупателей. Он может добавлять в магазин новые модели велосипедов, загружать для них фотографии, менять описание и цены, а также смотреть, кто что заказал, и менять статус доставки.</w:t>
-      </w:r>
-    </w:p>
-    <w:p>
-      <w:pPr>
-        <w:pStyle w:val="BodyText"/>
-      </w:pPr>
-      <w:r>
-        <w:rPr>
-          <w:b/>
-          <w:bCs/>
-        </w:rPr>
-        <w:t xml:space="preserve">Выход из программы:</w:t>
-      </w:r>
-      <w:r>
-        <w:br/>
-      </w:r>
-      <w:r>
-        <w:t xml:space="preserve">Кнопка выхода стирает данные о текущем вошедшем пользователе из памяти программы и возвращает ее в режим обычного гостя.</w:t>
-      </w:r>
-    </w:p>
-    <w:p>
-      <w:r>
-        <w:pict>
-          <v:rect style="width:0;height:1.5pt" o:hralign="center" o:hrstd="t" o:hr="t"/>
-        </w:pict>
-      </w:r>
-    </w:p>
-    <w:bookmarkEnd w:id="22"/>
-    <w:bookmarkStart w:id="23" w:name="Xf8b451f555e1939ea19d6c857ce3677475857f5"/>
-    <w:p>
-      <w:pPr>
-        <w:pStyle w:val="Heading3"/>
-      </w:pPr>
-      <w:r>
-        <w:t xml:space="preserve">Подробное описание технических моментов простыми словами:</w:t>
+          <w:sz w:val="28"/>
+          <w:szCs w:val="28"/>
+        </w:rPr>
+        <w:t xml:space="preserve">Нефункциональные требования:</w:t>
       </w:r>
     </w:p>
     <w:p>
       <w:pPr>
         <w:pStyle w:val="FirstParagraph"/>
+        <w:jc w:val="both"/>
       </w:pPr>
       <w:r>
         <w:rPr>
-          <w:b/>
-          <w:bCs/>
+          <w:rFonts w:ascii="Times New Roman" w:hAnsi="Times New Roman" w:cs="Times New Roman"/>
+          <w:sz w:val="28"/>
+          <w:szCs w:val="28"/>
+        </w:rPr>
+        <w:t xml:space="preserve">• База данных должна спокойно хранить тысячи товаров и заказов и быстро открывать их</w:t>
+        <w:br/>
+        <w:t xml:space="preserve">• Пароли пользователей ни в коем случае не должны лежать в открытом виде</w:t>
+        <w:br/>
+        <w:t xml:space="preserve">• Понятный, аккуратный и красивый интерфейс без лишних сложных кнопок</w:t>
+        <w:br/>
+        <w:t xml:space="preserve">• Программа не должна закрываться с ошибкой, если пропал интернет или файл базы поврежден</w:t>
+        <w:br/>
+        <w:t xml:space="preserve">• Быстрая работа: поиск и фильтры должны срабатывать сразу, без зависаний</w:t>
+        <w:br/>
+        <w:t xml:space="preserve">• Программа должна работать на обычном компьютере с Windows 10 или Windows 11</w:t>
+      </w:r>
+    </w:p>
+    <w:p>
+      <w:pPr>
+        <w:jc w:val="both"/>
+      </w:pPr>
+    </w:p>
+    <w:p>
+      <w:pPr>
+        <w:jc w:val="both"/>
+      </w:pPr>
+      <w:r>
+        <w:rPr>
+          <w:rFonts w:ascii="Times New Roman" w:hAnsi="Times New Roman" w:cs="Times New Roman"/>
+          <w:sz w:val="28"/>
+          <w:szCs w:val="28"/>
+        </w:rPr>
+        <w:t xml:space="preserve">Подробное описание функций простыми словами:</w:t>
+      </w:r>
+    </w:p>
+    <w:p>
+      <w:pPr>
+        <w:pStyle w:val="FirstParagraph"/>
+        <w:jc w:val="both"/>
+      </w:pPr>
+      <w:r>
+        <w:rPr>
+          <w:rFonts w:ascii="Times New Roman" w:hAnsi="Times New Roman" w:cs="Times New Roman"/>
+          <w:sz w:val="28"/>
+          <w:szCs w:val="28"/>
+        </w:rPr>
+        <w:t xml:space="preserve">Работа магазина и покупка товаров:</w:t>
+      </w:r>
+      <w:r>
+        <w:rPr>
+          <w:rFonts w:ascii="Times New Roman" w:hAnsi="Times New Roman" w:cs="Times New Roman"/>
+          <w:sz w:val="28"/>
+          <w:szCs w:val="28"/>
+        </w:rPr>
+        <w:br/>
+        <w:t xml:space="preserve">Главная задача программы — показать человеку список велосипедов с фотографиями, ценами и характеристиками. Человек может выбрать понравившийся велосипед, положить его в корзину и нажать кнопку покупки. Программа посчитает общую сумму и сохранит заказ.</w:t>
+      </w:r>
+    </w:p>
+    <w:p>
+      <w:r>
+        <w:rPr>
+          <w:sz w:val="28"/>
+          <w:szCs w:val="28"/>
+        </w:rPr>
+        <w:t xml:space="preserve">Регистрация и вход:</w:t>
+      </w:r>
+      <w:r>
+        <w:rPr>
+          <w:rFonts w:ascii="Times New Roman" w:hAnsi="Times New Roman" w:cs="Times New Roman"/>
+          <w:sz w:val="28"/>
+          <w:szCs w:val="28"/>
+        </w:rPr>
+        <w:br/>
+      </w:r>
+      <w:r>
+        <w:rPr>
+          <w:sz w:val="28"/>
+          <w:szCs w:val="28"/>
+        </w:rPr>
+        <w:t xml:space="preserve">Любой новый человек может завести себе учетную запись. Для этого он придумывает логин и пароль, а также указывает свое имя и номер телефона. Программа проверяет, чтобы такой логин еще не был занят другим человеком.</w:t>
+      </w:r>
+    </w:p>
+    <w:p>
+      <w:r>
+        <w:rPr>
+          <w:sz w:val="28"/>
+          <w:szCs w:val="28"/>
+        </w:rPr>
+        <w:t xml:space="preserve">Личный кабинет (Профиль):</w:t>
+      </w:r>
+      <w:r>
+        <w:rPr>
+          <w:rFonts w:ascii="Times New Roman" w:hAnsi="Times New Roman" w:cs="Times New Roman"/>
+          <w:sz w:val="28"/>
+          <w:szCs w:val="28"/>
+        </w:rPr>
+        <w:br/>
+      </w:r>
+      <w:r>
+        <w:rPr>
+          <w:sz w:val="28"/>
+          <w:szCs w:val="28"/>
+        </w:rPr>
+        <w:t xml:space="preserve">У каждого зарегистрированного пользователя есть своя страница с профилем. Там показывается его логин, дата создания аккаунта, имя, телефон, адрес доставки и выбранная фотография (аватар). Пользователь в любое время может зайти в настройки, поменять свой номер телефона, написать другой адрес или поставить новую аватарку. Если нужно сменить пароль, программа попросит сначала ввести старый пароль для безопасности.</w:t>
+      </w:r>
+    </w:p>
+    <w:p>
+      <w:r>
+        <w:rPr>
+          <w:sz w:val="28"/>
+          <w:szCs w:val="28"/>
+        </w:rPr>
+        <w:t xml:space="preserve">Шифрование паролей:</w:t>
+      </w:r>
+      <w:r>
+        <w:rPr>
+          <w:rFonts w:ascii="Times New Roman" w:hAnsi="Times New Roman" w:cs="Times New Roman"/>
+          <w:sz w:val="28"/>
+          <w:szCs w:val="28"/>
+        </w:rPr>
+        <w:br/>
+      </w:r>
+      <w:r>
+        <w:rPr>
+          <w:sz w:val="28"/>
+          <w:szCs w:val="28"/>
+        </w:rPr>
+        <w:t xml:space="preserve">Чтобы никто не мог подсмотреть пароли пользователей прямо в файле базы данных, программа превращает каждый пароль в сложный набор знаков (хэш) с помощью специального алгоритма. Настоящий пароль нигде не сохраняется.</w:t>
+      </w:r>
+    </w:p>
+    <w:p>
+      <w:r>
+        <w:rPr>
+          <w:sz w:val="28"/>
+          <w:szCs w:val="28"/>
+        </w:rPr>
+        <w:t xml:space="preserve">Каталог, поиск и фильтрация:</w:t>
+      </w:r>
+      <w:r>
+        <w:rPr>
+          <w:rFonts w:ascii="Times New Roman" w:hAnsi="Times New Roman" w:cs="Times New Roman"/>
+          <w:sz w:val="28"/>
+          <w:szCs w:val="28"/>
+        </w:rPr>
+        <w:br/>
+      </w:r>
+      <w:r>
+        <w:rPr>
+          <w:sz w:val="28"/>
+          <w:szCs w:val="28"/>
+        </w:rPr>
+        <w:t xml:space="preserve">Все товары показываются в виде удобных карточек с картинкой, названием и ценой. Пользователь может вбить любое слово в строке поиска (например, «горный» или «Stels»), и программа сразу покажет подходящие варианты. Также можно выбрать категорию (горные, городские, шоссейные) и указать нужную цену «от» и «до».</w:t>
+      </w:r>
+    </w:p>
+    <w:p>
+      <w:r>
+        <w:rPr>
+          <w:sz w:val="28"/>
+          <w:szCs w:val="28"/>
+        </w:rPr>
+        <w:t xml:space="preserve">Правила проверки данных (Валидация):</w:t>
+      </w:r>
+      <w:r>
+        <w:rPr>
+          <w:rFonts w:ascii="Times New Roman" w:hAnsi="Times New Roman" w:cs="Times New Roman"/>
+          <w:sz w:val="28"/>
+          <w:szCs w:val="28"/>
+        </w:rPr>
+        <w:br/>
+      </w:r>
+      <w:r>
+        <w:rPr>
+          <w:sz w:val="28"/>
+          <w:szCs w:val="28"/>
+        </w:rPr>
+        <w:t xml:space="preserve">Чтобы в программе не было сбоев, она проверяет всё, что пишет пользователь:</w:t>
+      </w:r>
+      <w:r>
+        <w:rPr>
+          <w:rFonts w:ascii="Times New Roman" w:hAnsi="Times New Roman" w:cs="Times New Roman"/>
+          <w:sz w:val="28"/>
+          <w:szCs w:val="28"/>
+        </w:rPr>
+        <w:br/>
+      </w:r>
+      <w:r>
+        <w:rPr>
+          <w:sz w:val="28"/>
+          <w:szCs w:val="28"/>
+        </w:rPr>
+        <w:t xml:space="preserve">• Логин должен быть длиной от 3 до 20 букв;</w:t>
+      </w:r>
+      <w:r>
+        <w:rPr>
+          <w:rFonts w:ascii="Times New Roman" w:hAnsi="Times New Roman" w:cs="Times New Roman"/>
+          <w:sz w:val="28"/>
+          <w:szCs w:val="28"/>
+        </w:rPr>
+        <w:br/>
+      </w:r>
+      <w:r>
+        <w:rPr>
+          <w:sz w:val="28"/>
+          <w:szCs w:val="28"/>
+        </w:rPr>
+        <w:t xml:space="preserve">• Пароль не должен быть короче 6 знаков;</w:t>
+      </w:r>
+      <w:r>
+        <w:rPr>
+          <w:rFonts w:ascii="Times New Roman" w:hAnsi="Times New Roman" w:cs="Times New Roman"/>
+          <w:sz w:val="28"/>
+          <w:szCs w:val="28"/>
+        </w:rPr>
+        <w:br/>
+      </w:r>
+      <w:r>
+        <w:rPr>
+          <w:sz w:val="28"/>
+          <w:szCs w:val="28"/>
+        </w:rPr>
+        <w:t xml:space="preserve">• В поле телефона нельзя писать случайные буквы;</w:t>
+      </w:r>
+      <w:r>
+        <w:rPr>
+          <w:rFonts w:ascii="Times New Roman" w:hAnsi="Times New Roman" w:cs="Times New Roman"/>
+          <w:sz w:val="28"/>
+          <w:szCs w:val="28"/>
+        </w:rPr>
+        <w:br/>
+      </w:r>
+      <w:r>
+        <w:rPr>
+          <w:sz w:val="28"/>
+          <w:szCs w:val="28"/>
+        </w:rPr>
+        <w:t xml:space="preserve">• Цена велосипеда и его количество на складе не могут быть меньше нуля.</w:t>
+      </w:r>
+    </w:p>
+    <w:p>
+      <w:r>
+        <w:rPr>
+          <w:sz w:val="28"/>
+          <w:szCs w:val="28"/>
+        </w:rPr>
+        <w:t xml:space="preserve">Корзина и оформление заказа:</w:t>
+      </w:r>
+      <w:r>
+        <w:rPr>
+          <w:rFonts w:ascii="Times New Roman" w:hAnsi="Times New Roman" w:cs="Times New Roman"/>
+          <w:sz w:val="28"/>
+          <w:szCs w:val="28"/>
+        </w:rPr>
+        <w:br/>
+      </w:r>
+      <w:r>
+        <w:rPr>
+          <w:sz w:val="28"/>
+          <w:szCs w:val="28"/>
+        </w:rPr>
+        <w:t xml:space="preserve">Когда пользователь нажимает «Купить», товар попадает в его корзину. В корзине можно добавить еще одну штуку или убрать лишнее. Нельзя заказать больше велосипедов, чем сейчас реально лежит на складе. При нажатии кнопки «Оформить заказ» программа проверяет адрес, списывает купленное количество со склада и создает новый заказ.</w:t>
+      </w:r>
+    </w:p>
+    <w:p>
+      <w:r>
+        <w:rPr>
+          <w:sz w:val="28"/>
+          <w:szCs w:val="28"/>
+        </w:rPr>
+        <w:t xml:space="preserve">История заказов:</w:t>
+      </w:r>
+      <w:r>
+        <w:rPr>
+          <w:rFonts w:ascii="Times New Roman" w:hAnsi="Times New Roman" w:cs="Times New Roman"/>
+          <w:sz w:val="28"/>
+          <w:szCs w:val="28"/>
+        </w:rPr>
+        <w:br/>
+      </w:r>
+      <w:r>
+        <w:rPr>
+          <w:sz w:val="28"/>
+          <w:szCs w:val="28"/>
+        </w:rPr>
+        <w:t xml:space="preserve">В своем профиле покупатель всегда может открыть список своих покупок. Там видно дату заказа, что именно было куплено, сколько денег потрачено и на каком этапе доставка (например: «Новый», «В пути» или «Доставлен»).</w:t>
+      </w:r>
+    </w:p>
+    <w:p>
+      <w:r>
+        <w:rPr>
+          <w:sz w:val="28"/>
+          <w:szCs w:val="28"/>
+        </w:rPr>
+        <w:t xml:space="preserve">Список избранного:</w:t>
+      </w:r>
+      <w:r>
+        <w:rPr>
+          <w:rFonts w:ascii="Times New Roman" w:hAnsi="Times New Roman" w:cs="Times New Roman"/>
+          <w:sz w:val="28"/>
+          <w:szCs w:val="28"/>
+        </w:rPr>
+        <w:br/>
+      </w:r>
+      <w:r>
+        <w:rPr>
+          <w:sz w:val="28"/>
+          <w:szCs w:val="28"/>
+        </w:rPr>
+        <w:t xml:space="preserve">На каждом велосипеде есть кнопка с сердечком. Если нажать на нее, велосипед попадает в личный список избранного, чтобы его можно было быстро найти позже и не искать заново по всему каталогу.</w:t>
+      </w:r>
+    </w:p>
+    <w:p>
+      <w:r>
+        <w:rPr>
+          <w:sz w:val="28"/>
+          <w:szCs w:val="28"/>
+        </w:rPr>
+        <w:t xml:space="preserve">Блокировка пользователей:</w:t>
+      </w:r>
+      <w:r>
+        <w:rPr>
+          <w:rFonts w:ascii="Times New Roman" w:hAnsi="Times New Roman" w:cs="Times New Roman"/>
+          <w:sz w:val="28"/>
+          <w:szCs w:val="28"/>
+        </w:rPr>
+        <w:br/>
+      </w:r>
+      <w:r>
+        <w:rPr>
+          <w:sz w:val="28"/>
+          <w:szCs w:val="28"/>
+        </w:rPr>
+        <w:t xml:space="preserve">Администратор может временно или навсегда заблокировать аккаунт нарушителя. Заблокированный человек сможет только смотреть каталог, но не сможет делать покупки или менять данные. При необходимости администратор может снять эту блокировку.</w:t>
+      </w:r>
+    </w:p>
+    <w:p>
+      <w:r>
+        <w:rPr>
+          <w:sz w:val="28"/>
+          <w:szCs w:val="28"/>
+        </w:rPr>
+        <w:t xml:space="preserve">Панель администратора:</w:t>
+      </w:r>
+      <w:r>
+        <w:rPr>
+          <w:rFonts w:ascii="Times New Roman" w:hAnsi="Times New Roman" w:cs="Times New Roman"/>
+          <w:sz w:val="28"/>
+          <w:szCs w:val="28"/>
+        </w:rPr>
+        <w:br/>
+      </w:r>
+      <w:r>
+        <w:rPr>
+          <w:sz w:val="28"/>
+          <w:szCs w:val="28"/>
+        </w:rPr>
+        <w:t xml:space="preserve">У главного администратора есть специальные кнопки, которых нет у обычных покупателей. Он может добавлять в магазин новые модели велосипедов, загружать для них фотографии, менять описание и цены, а также смотреть, кто что заказал, и менять статус доставки.</w:t>
+      </w:r>
+    </w:p>
+    <w:p>
+      <w:r>
+        <w:rPr>
+          <w:sz w:val="28"/>
+          <w:szCs w:val="28"/>
+        </w:rPr>
+        <w:t xml:space="preserve">Выход из программы:</w:t>
+      </w:r>
+      <w:r>
+        <w:rPr>
+          <w:rFonts w:ascii="Times New Roman" w:hAnsi="Times New Roman" w:cs="Times New Roman"/>
+          <w:sz w:val="28"/>
+          <w:szCs w:val="28"/>
+        </w:rPr>
+        <w:br/>
+      </w:r>
+      <w:r>
+        <w:rPr>
+          <w:sz w:val="28"/>
+          <w:szCs w:val="28"/>
+        </w:rPr>
+        <w:t xml:space="preserve">Кнопка выхода стирает данные о текущем вошедшем пользователе из памяти программы и возвращает ее в режим обычного гостя.</w:t>
+      </w:r>
+    </w:p>
+    <w:p/>
+    <w:p>
+      <w:r>
+        <w:rPr>
+          <w:sz w:val="28"/>
+          <w:szCs w:val="28"/>
+        </w:rPr>
+        <w:t xml:space="preserve">Подробное описание технических моментов простыми словами:</w:t>
+      </w:r>
+    </w:p>
+    <w:p>
+      <w:r>
+        <w:rPr>
+          <w:sz w:val="28"/>
+          <w:szCs w:val="28"/>
         </w:rPr>
         <w:t xml:space="preserve">Надежное хранение данных:</w:t>
       </w:r>
       <w:r>
-        <w:br/>
-      </w:r>
-      <w:r>
-        <w:t xml:space="preserve">Вся информация о людях, товарах и заказах лежит в одном аккуратном файле базы данных</w:t>
-      </w:r>
-      <w:r>
-        <w:t xml:space="preserve"> </w:t>
+        <w:rPr>
+          <w:rFonts w:ascii="Times New Roman" w:hAnsi="Times New Roman" w:cs="Times New Roman"/>
+          <w:sz w:val="28"/>
+          <w:szCs w:val="28"/>
+        </w:rPr>
+        <w:br/>
+      </w:r>
+      <w:r>
+        <w:rPr>
+          <w:sz w:val="28"/>
+          <w:szCs w:val="28"/>
+        </w:rPr>
+        <w:t xml:space="preserve">Вся информация о людях, товарах и заказах лежит в одном аккуратном файле базы данных </w:t>
       </w:r>
       <w:r>
         <w:rPr>
           <w:rStyle w:val="VerbatimChar"/>
+          <w:sz w:val="28"/>
+          <w:szCs w:val="28"/>
         </w:rPr>
         <w:t xml:space="preserve">veloshop.db</w:t>
       </w:r>
       <w:r>
+        <w:rPr>
+          <w:sz w:val="28"/>
+          <w:szCs w:val="28"/>
+        </w:rPr>
         <w:t xml:space="preserve">. Программа устроена так, что даже если в каталоге будут тысячи велосипедов, она не будет тормозить при открытии списка.</w:t>
       </w:r>
     </w:p>
     <w:p>
-      <w:pPr>
-        <w:pStyle w:val="BodyText"/>
-      </w:pPr>
-      <w:r>
-        <w:rPr>
-          <w:b/>
-          <w:bCs/>
+      <w:r>
+        <w:rPr>
+          <w:sz w:val="28"/>
+          <w:szCs w:val="28"/>
         </w:rPr>
         <w:t xml:space="preserve">Безопасность:</w:t>
       </w:r>
       <w:r>
-        <w:br/>
-      </w:r>
-      <w:r>
+        <w:rPr>
+          <w:rFonts w:ascii="Times New Roman" w:hAnsi="Times New Roman" w:cs="Times New Roman"/>
+          <w:sz w:val="28"/>
+          <w:szCs w:val="28"/>
+        </w:rPr>
+        <w:br/>
+      </w:r>
+      <w:r>
+        <w:rPr>
+          <w:sz w:val="28"/>
+          <w:szCs w:val="28"/>
+        </w:rPr>
         <w:t xml:space="preserve">Все запросы к базе данных пишутся по правилам безопасности, чтобы никто со стороны не мог сломать программу или внедрить вредоносный код.</w:t>
       </w:r>
     </w:p>
     <w:p>
-      <w:pPr>
-        <w:pStyle w:val="BodyText"/>
-      </w:pPr>
-      <w:r>
-        <w:rPr>
-          <w:b/>
-          <w:bCs/>
+      <w:r>
+        <w:rPr>
+          <w:sz w:val="28"/>
+          <w:szCs w:val="28"/>
         </w:rPr>
         <w:t xml:space="preserve">Простой и удобный вид:</w:t>
       </w:r>
       <w:r>
-        <w:br/>
-      </w:r>
-      <w:r>
+        <w:rPr>
+          <w:rFonts w:ascii="Times New Roman" w:hAnsi="Times New Roman" w:cs="Times New Roman"/>
+          <w:sz w:val="28"/>
+          <w:szCs w:val="28"/>
+        </w:rPr>
+        <w:br/>
+      </w:r>
+      <w:r>
+        <w:rPr>
+          <w:sz w:val="28"/>
+          <w:szCs w:val="28"/>
+        </w:rPr>
         <w:t xml:space="preserve">Все окна сделаны аккуратно: текст легко читается, кнопки реагируют на наведение мышки, картинки не растягиваются и не сжимаются криво.</w:t>
       </w:r>
     </w:p>
     <w:p>
-      <w:pPr>
-        <w:pStyle w:val="BodyText"/>
-      </w:pPr>
-      <w:r>
-        <w:rPr>
-          <w:b/>
-          <w:bCs/>
+      <w:r>
+        <w:rPr>
+          <w:sz w:val="28"/>
+          <w:szCs w:val="28"/>
         </w:rPr>
         <w:t xml:space="preserve">Защита от сбоев:</w:t>
       </w:r>
       <w:r>
-        <w:br/>
-      </w:r>
-      <w:r>
+        <w:rPr>
+          <w:rFonts w:ascii="Times New Roman" w:hAnsi="Times New Roman" w:cs="Times New Roman"/>
+          <w:sz w:val="28"/>
+          <w:szCs w:val="28"/>
+        </w:rPr>
+        <w:br/>
+      </w:r>
+      <w:r>
+        <w:rPr>
+          <w:sz w:val="28"/>
+          <w:szCs w:val="28"/>
+        </w:rPr>
         <w:t xml:space="preserve">Если вдруг у пользователя пропал интернет, картинка велосипеда не смогла скачаться или файл оказался поврежден, программа не закроется с ошибкой. Вместо этого она аккуратно нарисует стандартный значок велосипеда и покажет понятное сообщение на русском языке.</w:t>
       </w:r>
     </w:p>
     <w:p>
-      <w:pPr>
-        <w:pStyle w:val="BodyText"/>
-      </w:pPr>
-      <w:r>
-        <w:rPr>
-          <w:b/>
-          <w:bCs/>
+      <w:r>
+        <w:rPr>
+          <w:sz w:val="28"/>
+          <w:szCs w:val="28"/>
         </w:rPr>
         <w:t xml:space="preserve">На чем сделана программа:</w:t>
       </w:r>
       <w:r>
-        <w:br/>
-      </w:r>
-      <w:r>
-        <w:t xml:space="preserve">• Язык программирования:</w:t>
-      </w:r>
-      <w:r>
-        <w:t xml:space="preserve"> </w:t>
-      </w:r>
-      <w:r>
-        <w:rPr>
-          <w:b/>
-          <w:bCs/>
+        <w:rPr>
+          <w:rFonts w:ascii="Times New Roman" w:hAnsi="Times New Roman" w:cs="Times New Roman"/>
+          <w:sz w:val="28"/>
+          <w:szCs w:val="28"/>
+        </w:rPr>
+        <w:br/>
+      </w:r>
+      <w:r>
+        <w:rPr>
+          <w:sz w:val="28"/>
+          <w:szCs w:val="28"/>
+        </w:rPr>
+        <w:t xml:space="preserve">• Язык программирования: </w:t>
+      </w:r>
+      <w:r>
+        <w:rPr>
+          <w:sz w:val="28"/>
+          <w:szCs w:val="28"/>
         </w:rPr>
         <w:t xml:space="preserve">C#</w:t>
       </w:r>
       <w:r>
+        <w:rPr>
+          <w:sz w:val="28"/>
+          <w:szCs w:val="28"/>
+        </w:rPr>
         <w:t xml:space="preserve">;</w:t>
       </w:r>
       <w:r>
-        <w:br/>
-      </w:r>
-      <w:r>
-        <w:t xml:space="preserve">• База данных:</w:t>
-      </w:r>
-      <w:r>
-        <w:t xml:space="preserve"> </w:t>
-      </w:r>
-      <w:r>
-        <w:rPr>
-          <w:b/>
-          <w:bCs/>
+        <w:rPr>
+          <w:rFonts w:ascii="Times New Roman" w:hAnsi="Times New Roman" w:cs="Times New Roman"/>
+          <w:sz w:val="28"/>
+          <w:szCs w:val="28"/>
+        </w:rPr>
+        <w:br/>
+      </w:r>
+      <w:r>
+        <w:rPr>
+          <w:sz w:val="28"/>
+          <w:szCs w:val="28"/>
+        </w:rPr>
+        <w:t xml:space="preserve">• База данных: </w:t>
+      </w:r>
+      <w:r>
+        <w:rPr>
+          <w:sz w:val="28"/>
+          <w:szCs w:val="28"/>
         </w:rPr>
         <w:t xml:space="preserve">SQLite</w:t>
       </w:r>
       <w:r>
+        <w:rPr>
+          <w:sz w:val="28"/>
+          <w:szCs w:val="28"/>
+        </w:rPr>
         <w:t xml:space="preserve">;</w:t>
       </w:r>
       <w:r>
-        <w:br/>
-      </w:r>
-      <w:r>
-        <w:t xml:space="preserve">• Окна и кнопки:</w:t>
-      </w:r>
-      <w:r>
-        <w:t xml:space="preserve"> </w:t>
-      </w:r>
-      <w:r>
-        <w:rPr>
-          <w:b/>
-          <w:bCs/>
+        <w:rPr>
+          <w:rFonts w:ascii="Times New Roman" w:hAnsi="Times New Roman" w:cs="Times New Roman"/>
+          <w:sz w:val="28"/>
+          <w:szCs w:val="28"/>
+        </w:rPr>
+        <w:br/>
+      </w:r>
+      <w:r>
+        <w:rPr>
+          <w:sz w:val="28"/>
+          <w:szCs w:val="28"/>
+        </w:rPr>
+        <w:t xml:space="preserve">• Окна и кнопки: </w:t>
+      </w:r>
+      <w:r>
+        <w:rPr>
+          <w:sz w:val="28"/>
+          <w:szCs w:val="28"/>
         </w:rPr>
         <w:t xml:space="preserve">Windows Forms (WinForms)</w:t>
       </w:r>
       <w:r>
+        <w:rPr>
+          <w:sz w:val="28"/>
+          <w:szCs w:val="28"/>
+        </w:rPr>
         <w:t xml:space="preserve">;</w:t>
       </w:r>
       <w:r>
-        <w:br/>
-      </w:r>
-      <w:r>
-        <w:t xml:space="preserve">• Среда для написания кода:</w:t>
-      </w:r>
-      <w:r>
-        <w:t xml:space="preserve"> </w:t>
-      </w:r>
-      <w:r>
-        <w:rPr>
-          <w:b/>
-          <w:bCs/>
+        <w:rPr>
+          <w:rFonts w:ascii="Times New Roman" w:hAnsi="Times New Roman" w:cs="Times New Roman"/>
+          <w:sz w:val="28"/>
+          <w:szCs w:val="28"/>
+        </w:rPr>
+        <w:br/>
+      </w:r>
+      <w:r>
+        <w:rPr>
+          <w:sz w:val="28"/>
+          <w:szCs w:val="28"/>
+        </w:rPr>
+        <w:t xml:space="preserve">• Среда для написания кода: </w:t>
+      </w:r>
+      <w:r>
+        <w:rPr>
+          <w:sz w:val="28"/>
+          <w:szCs w:val="28"/>
         </w:rPr>
         <w:t xml:space="preserve">Visual Studio 2022</w:t>
       </w:r>
       <w:r>
+        <w:rPr>
+          <w:sz w:val="28"/>
+          <w:szCs w:val="28"/>
+        </w:rPr>
         <w:t xml:space="preserve">.</w:t>
-      </w:r>
-    </w:p>
-    <w:p>
-      <w:r>
-        <w:pict>
-          <v:rect style="width:0;height:1.5pt" o:hralign="center" o:hrstd="t" o:hr="t"/>
-        </w:pict>
       </w:r>
     </w:p>
     <w:bookmarkEnd w:id="23"/>
     <w:bookmarkEnd w:id="24"/>
     <w:bookmarkStart w:id="25" w:name="X0079bc3b037d3dd9ae439a58c1fa7b1903255a4"/>
     <w:p>
-      <w:pPr>
-        <w:pStyle w:val="Heading2"/>
-      </w:pPr>
-      <w:r>
+      <w:r>
+        <w:rPr>
+          <w:sz w:val="28"/>
+          <w:szCs w:val="28"/>
+        </w:rPr>
         <w:t xml:space="preserve">2. Кто и как пользуется программой (Роли)</w:t>
       </w:r>
     </w:p>
     <w:p>
-      <w:pPr>
-        <w:pStyle w:val="FirstParagraph"/>
-      </w:pPr>
-      <w:r>
-        <w:t xml:space="preserve">•</w:t>
-      </w:r>
-      <w:r>
-        <w:t xml:space="preserve"> </w:t>
-      </w:r>
-      <w:r>
-        <w:rPr>
-          <w:b/>
-          <w:bCs/>
+      <w:r>
+        <w:rPr>
+          <w:sz w:val="28"/>
+          <w:szCs w:val="28"/>
+        </w:rPr>
+        <w:t xml:space="preserve">• </w:t>
+      </w:r>
+      <w:r>
+        <w:rPr>
+          <w:sz w:val="28"/>
+          <w:szCs w:val="28"/>
         </w:rPr>
         <w:t xml:space="preserve">Гость:</w:t>
       </w:r>
       <w:r>
-        <w:br/>
-      </w:r>
-      <w:r>
+        <w:rPr>
+          <w:rFonts w:ascii="Times New Roman" w:hAnsi="Times New Roman" w:cs="Times New Roman"/>
+          <w:sz w:val="28"/>
+          <w:szCs w:val="28"/>
+        </w:rPr>
+        <w:br/>
+      </w:r>
+      <w:r>
+        <w:rPr>
+          <w:sz w:val="28"/>
+          <w:szCs w:val="28"/>
+        </w:rPr>
         <w:t xml:space="preserve">Человек, который просто запустил программу и не стал входить. Он может полистать каталог, посмотреть фотографии, почитать описание и воспользоваться поиском. Купить товар или открыть профиль он не может, пока не войдет.</w:t>
       </w:r>
     </w:p>
     <w:p>
-      <w:pPr>
-        <w:pStyle w:val="BodyText"/>
-      </w:pPr>
-      <w:r>
-        <w:t xml:space="preserve">•</w:t>
-      </w:r>
-      <w:r>
-        <w:t xml:space="preserve"> </w:t>
-      </w:r>
-      <w:r>
-        <w:rPr>
-          <w:b/>
-          <w:bCs/>
+      <w:r>
+        <w:rPr>
+          <w:sz w:val="28"/>
+          <w:szCs w:val="28"/>
+        </w:rPr>
+        <w:t xml:space="preserve">• </w:t>
+      </w:r>
+      <w:r>
+        <w:rPr>
+          <w:sz w:val="28"/>
+          <w:szCs w:val="28"/>
         </w:rPr>
         <w:t xml:space="preserve">Обычный покупатель (Авторизованный):</w:t>
       </w:r>
       <w:r>
-        <w:br/>
-      </w:r>
-      <w:r>
+        <w:rPr>
+          <w:rFonts w:ascii="Times New Roman" w:hAnsi="Times New Roman" w:cs="Times New Roman"/>
+          <w:sz w:val="28"/>
+          <w:szCs w:val="28"/>
+        </w:rPr>
+        <w:br/>
+      </w:r>
+      <w:r>
+        <w:rPr>
+          <w:sz w:val="28"/>
+          <w:szCs w:val="28"/>
+        </w:rPr>
         <w:t xml:space="preserve">Человек, который зашел под своим логином и паролем. Он может настраивать свой профиль, ставить аватарку, сохранять товары в избранное, класть велосипеды в корзину, оформлять покупки и смотреть свои прошлые чеки.</w:t>
       </w:r>
     </w:p>
     <w:p>
-      <w:pPr>
-        <w:pStyle w:val="BodyText"/>
-      </w:pPr>
-      <w:r>
-        <w:t xml:space="preserve">•</w:t>
-      </w:r>
-      <w:r>
-        <w:t xml:space="preserve"> </w:t>
-      </w:r>
-      <w:r>
-        <w:rPr>
-          <w:b/>
-          <w:bCs/>
+      <w:r>
+        <w:rPr>
+          <w:sz w:val="28"/>
+          <w:szCs w:val="28"/>
+        </w:rPr>
+        <w:t xml:space="preserve">• </w:t>
+      </w:r>
+      <w:r>
+        <w:rPr>
+          <w:sz w:val="28"/>
+          <w:szCs w:val="28"/>
         </w:rPr>
         <w:t xml:space="preserve">Администратор:</w:t>
       </w:r>
       <w:r>
-        <w:br/>
-      </w:r>
-      <w:r>
+        <w:rPr>
+          <w:rFonts w:ascii="Times New Roman" w:hAnsi="Times New Roman" w:cs="Times New Roman"/>
+          <w:sz w:val="28"/>
+          <w:szCs w:val="28"/>
+        </w:rPr>
+        <w:br/>
+      </w:r>
+      <w:r>
+        <w:rPr>
+          <w:sz w:val="28"/>
+          <w:szCs w:val="28"/>
+        </w:rPr>
         <w:t xml:space="preserve">Главный управляющий магазином. Он следит за порядком: добавляет новые велосипеды, редактирует старые, меняет цены, следит за остатками на складе, видит заказы всех клиентов и может блокировать недобросовестных пользователей.</w:t>
       </w:r>
     </w:p>
-    <w:p>
-      <w:r>
-        <w:pict>
-          <v:rect style="width:0;height:1.5pt" o:hralign="center" o:hrstd="t" o:hr="t"/>
-        </w:pict>
-      </w:r>
-    </w:p>
+    <w:p/>
     <w:bookmarkEnd w:id="25"/>
     <w:bookmarkStart w:id="26" w:name="Xda3ed9da104921e4da2a6b60a5ecc165408ebf1"/>
     <w:p>
-      <w:pPr>
-        <w:pStyle w:val="Heading2"/>
-      </w:pPr>
-      <w:r>
+      <w:r>
+        <w:rPr>
+          <w:sz w:val="28"/>
+          <w:szCs w:val="28"/>
+        </w:rPr>
         <w:t xml:space="preserve">3. Как устроена база данных (Таблицы)</w:t>
       </w:r>
     </w:p>
     <w:p>
-      <w:pPr>
-        <w:pStyle w:val="FirstParagraph"/>
-      </w:pPr>
-      <w:r>
-        <w:t xml:space="preserve">•</w:t>
-      </w:r>
-      <w:r>
-        <w:t xml:space="preserve"> </w:t>
-      </w:r>
-      <w:r>
-        <w:rPr>
-          <w:b/>
-          <w:bCs/>
+      <w:r>
+        <w:rPr>
+          <w:sz w:val="28"/>
+          <w:szCs w:val="28"/>
+        </w:rPr>
+        <w:t xml:space="preserve">• </w:t>
+      </w:r>
+      <w:r>
+        <w:rPr>
+          <w:sz w:val="28"/>
+          <w:szCs w:val="28"/>
         </w:rPr>
         <w:t xml:space="preserve">Users (Пользователи):</w:t>
       </w:r>
       <w:r>
-        <w:br/>
-      </w:r>
-      <w:r>
+        <w:rPr>
+          <w:rFonts w:ascii="Times New Roman" w:hAnsi="Times New Roman" w:cs="Times New Roman"/>
+          <w:sz w:val="28"/>
+          <w:szCs w:val="28"/>
+        </w:rPr>
+        <w:br/>
+      </w:r>
+      <w:r>
+        <w:rPr>
+          <w:sz w:val="28"/>
+          <w:szCs w:val="28"/>
+        </w:rPr>
         <w:t xml:space="preserve">Здесь хранятся данные о зарегистрированных людях.</w:t>
       </w:r>
       <w:r>
+        <w:rPr>
+          <w:rFonts w:ascii="Times New Roman" w:hAnsi="Times New Roman" w:cs="Times New Roman"/>
+          <w:sz w:val="28"/>
+          <w:szCs w:val="28"/>
+        </w:rPr>
         <w:br/>
       </w:r>
       <w:r>
         <w:rPr>
           <w:i/>
           <w:iCs/>
+          <w:sz w:val="28"/>
+          <w:szCs w:val="28"/>
         </w:rPr>
         <w:t xml:space="preserve">Поля:</w:t>
       </w:r>
       <w:r>
-        <w:t xml:space="preserve"> </w:t>
-      </w:r>
-      <w:r>
-        <w:t xml:space="preserve">ID (номер пользователя), Login (логин), PasswordHash (зашифрованный пароль), FullName (ФИО), Phone (телефон), Address (адрес доставки), AvatarPath (путь к аватарке), Role (роль: обычный пользователь или админ), IsBanned (заблокирован ли), CreatedAt (дата регистрации).</w:t>
-      </w:r>
-    </w:p>
-    <w:p>
-      <w:pPr>
-        <w:pStyle w:val="BodyText"/>
-      </w:pPr>
-      <w:r>
-        <w:t xml:space="preserve">•</w:t>
-      </w:r>
-      <w:r>
-        <w:t xml:space="preserve"> </w:t>
-      </w:r>
-      <w:r>
-        <w:rPr>
-          <w:b/>
-          <w:bCs/>
+        <w:rPr>
+          <w:sz w:val="28"/>
+          <w:szCs w:val="28"/>
+        </w:rPr>
+        <w:t xml:space="preserve"> ID (номер пользователя), Login (логин), PasswordHash (зашифрованный пароль), FullName (ФИО), Phone (телефон), Address (адрес доставки), AvatarPath (путь к аватарке), Role (роль: обычный пользователь или админ), IsBanned (заблокирован ли), CreatedAt (дата регистрации).</w:t>
+      </w:r>
+    </w:p>
+    <w:p>
+      <w:r>
+        <w:rPr>
+          <w:sz w:val="28"/>
+          <w:szCs w:val="28"/>
+        </w:rPr>
+        <w:t xml:space="preserve">• </w:t>
+      </w:r>
+      <w:r>
+        <w:rPr>
+          <w:sz w:val="28"/>
+          <w:szCs w:val="28"/>
         </w:rPr>
         <w:t xml:space="preserve">Products (Товары / Велосипеды):</w:t>
       </w:r>
       <w:r>
-        <w:br/>
-      </w:r>
-      <w:r>
+        <w:rPr>
+          <w:rFonts w:ascii="Times New Roman" w:hAnsi="Times New Roman" w:cs="Times New Roman"/>
+          <w:sz w:val="28"/>
+          <w:szCs w:val="28"/>
+        </w:rPr>
+        <w:br/>
+      </w:r>
+      <w:r>
+        <w:rPr>
+          <w:sz w:val="28"/>
+          <w:szCs w:val="28"/>
+        </w:rPr>
         <w:t xml:space="preserve">Здесь хранятся все товары магазина.</w:t>
       </w:r>
       <w:r>
+        <w:rPr>
+          <w:rFonts w:ascii="Times New Roman" w:hAnsi="Times New Roman" w:cs="Times New Roman"/>
+          <w:sz w:val="28"/>
+          <w:szCs w:val="28"/>
+        </w:rPr>
         <w:br/>
       </w:r>
       <w:r>
         <w:rPr>
           <w:i/>
           <w:iCs/>
+          <w:sz w:val="28"/>
+          <w:szCs w:val="28"/>
         </w:rPr>
         <w:t xml:space="preserve">Поля:</w:t>
       </w:r>
       <w:r>
-        <w:t xml:space="preserve"> </w:t>
-      </w:r>
-      <w:r>
-        <w:t xml:space="preserve">ID (номер товара), Name (название велосипеда), Category (категория), Price (цена в рублях), Description (описание), ImagePath (путь к картинке), Stock (сколько штук осталось на складе), IsActive (продается ли еще этот товар).</w:t>
-      </w:r>
-    </w:p>
-    <w:p>
-      <w:pPr>
-        <w:pStyle w:val="BodyText"/>
-      </w:pPr>
-      <w:r>
-        <w:t xml:space="preserve">•</w:t>
-      </w:r>
-      <w:r>
-        <w:t xml:space="preserve"> </w:t>
-      </w:r>
-      <w:r>
-        <w:rPr>
-          <w:b/>
-          <w:bCs/>
+        <w:rPr>
+          <w:sz w:val="28"/>
+          <w:szCs w:val="28"/>
+        </w:rPr>
+        <w:t xml:space="preserve"> ID (номер товара), Name (название велосипеда), Category (категория), Price (цена в рублях), Description (описание), ImagePath (путь к картинке), Stock (сколько штук осталось на складе), IsActive (продается ли еще этот товар).</w:t>
+      </w:r>
+    </w:p>
+    <w:p>
+      <w:r>
+        <w:rPr>
+          <w:sz w:val="28"/>
+          <w:szCs w:val="28"/>
+        </w:rPr>
+        <w:t xml:space="preserve">• </w:t>
+      </w:r>
+      <w:r>
+        <w:rPr>
+          <w:sz w:val="28"/>
+          <w:szCs w:val="28"/>
         </w:rPr>
         <w:t xml:space="preserve">CartItems (Корзина):</w:t>
       </w:r>
       <w:r>
-        <w:br/>
-      </w:r>
-      <w:r>
+        <w:rPr>
+          <w:rFonts w:ascii="Times New Roman" w:hAnsi="Times New Roman" w:cs="Times New Roman"/>
+          <w:sz w:val="28"/>
+          <w:szCs w:val="28"/>
+        </w:rPr>
+        <w:br/>
+      </w:r>
+      <w:r>
+        <w:rPr>
+          <w:sz w:val="28"/>
+          <w:szCs w:val="28"/>
+        </w:rPr>
         <w:t xml:space="preserve">Здесь записано, кто и что положил в корзину прямо сейчас.</w:t>
       </w:r>
       <w:r>
+        <w:rPr>
+          <w:rFonts w:ascii="Times New Roman" w:hAnsi="Times New Roman" w:cs="Times New Roman"/>
+          <w:sz w:val="28"/>
+          <w:szCs w:val="28"/>
+        </w:rPr>
         <w:br/>
       </w:r>
       <w:r>
         <w:rPr>
           <w:i/>
           <w:iCs/>
+          <w:sz w:val="28"/>
+          <w:szCs w:val="28"/>
         </w:rPr>
         <w:t xml:space="preserve">Поля:</w:t>
       </w:r>
       <w:r>
-        <w:t xml:space="preserve"> </w:t>
-      </w:r>
-      <w:r>
-        <w:t xml:space="preserve">ID (номер записи), UserID (чей это товар), ProductID (какой именно велосипед выбран), Quantity (сколько штук выбрано).</w:t>
-      </w:r>
-    </w:p>
-    <w:p>
-      <w:pPr>
-        <w:pStyle w:val="BodyText"/>
-      </w:pPr>
-      <w:r>
-        <w:t xml:space="preserve">•</w:t>
-      </w:r>
-      <w:r>
-        <w:t xml:space="preserve"> </w:t>
-      </w:r>
-      <w:r>
-        <w:rPr>
-          <w:b/>
-          <w:bCs/>
+        <w:rPr>
+          <w:sz w:val="28"/>
+          <w:szCs w:val="28"/>
+        </w:rPr>
+        <w:t xml:space="preserve"> ID (номер записи), UserID (чей это товар), ProductID (какой именно велосипед выбран), Quantity (сколько штук выбрано).</w:t>
+      </w:r>
+    </w:p>
+    <w:p>
+      <w:r>
+        <w:rPr>
+          <w:sz w:val="28"/>
+          <w:szCs w:val="28"/>
+        </w:rPr>
+        <w:t xml:space="preserve">• </w:t>
+      </w:r>
+      <w:r>
+        <w:rPr>
+          <w:sz w:val="28"/>
+          <w:szCs w:val="28"/>
         </w:rPr>
         <w:t xml:space="preserve">Favorites (Избранное):</w:t>
       </w:r>
       <w:r>
-        <w:br/>
-      </w:r>
-      <w:r>
+        <w:rPr>
+          <w:rFonts w:ascii="Times New Roman" w:hAnsi="Times New Roman" w:cs="Times New Roman"/>
+          <w:sz w:val="28"/>
+          <w:szCs w:val="28"/>
+        </w:rPr>
+        <w:br/>
+      </w:r>
+      <w:r>
+        <w:rPr>
+          <w:sz w:val="28"/>
+          <w:szCs w:val="28"/>
+        </w:rPr>
         <w:t xml:space="preserve">Здесь записаны товары, которые пользователи отметили сердечком.</w:t>
       </w:r>
       <w:r>
+        <w:rPr>
+          <w:rFonts w:ascii="Times New Roman" w:hAnsi="Times New Roman" w:cs="Times New Roman"/>
+          <w:sz w:val="28"/>
+          <w:szCs w:val="28"/>
+        </w:rPr>
         <w:br/>
       </w:r>
       <w:r>
         <w:rPr>
           <w:i/>
           <w:iCs/>
+          <w:sz w:val="28"/>
+          <w:szCs w:val="28"/>
         </w:rPr>
         <w:t xml:space="preserve">Поля:</w:t>
       </w:r>
       <w:r>
-        <w:t xml:space="preserve"> </w:t>
-      </w:r>
-      <w:r>
-        <w:t xml:space="preserve">UserID (кто отметил), ProductID (какой велосипед понравился).</w:t>
-      </w:r>
-    </w:p>
-    <w:p>
-      <w:pPr>
-        <w:pStyle w:val="BodyText"/>
-      </w:pPr>
-      <w:r>
-        <w:t xml:space="preserve">•</w:t>
-      </w:r>
-      <w:r>
-        <w:t xml:space="preserve"> </w:t>
-      </w:r>
-      <w:r>
-        <w:rPr>
-          <w:b/>
-          <w:bCs/>
+        <w:rPr>
+          <w:sz w:val="28"/>
+          <w:szCs w:val="28"/>
+        </w:rPr>
+        <w:t xml:space="preserve"> UserID (кто отметил), ProductID (какой велосипед понравился).</w:t>
+      </w:r>
+    </w:p>
+    <w:p>
+      <w:r>
+        <w:rPr>
+          <w:sz w:val="28"/>
+          <w:szCs w:val="28"/>
+        </w:rPr>
+        <w:t xml:space="preserve">• </w:t>
+      </w:r>
+      <w:r>
+        <w:rPr>
+          <w:sz w:val="28"/>
+          <w:szCs w:val="28"/>
         </w:rPr>
         <w:t xml:space="preserve">Orders (Заказы):</w:t>
       </w:r>
       <w:r>
-        <w:br/>
-      </w:r>
-      <w:r>
+        <w:rPr>
+          <w:rFonts w:ascii="Times New Roman" w:hAnsi="Times New Roman" w:cs="Times New Roman"/>
+          <w:sz w:val="28"/>
+          <w:szCs w:val="28"/>
+        </w:rPr>
+        <w:br/>
+      </w:r>
+      <w:r>
+        <w:rPr>
+          <w:sz w:val="28"/>
+          <w:szCs w:val="28"/>
+        </w:rPr>
         <w:t xml:space="preserve">Здесь хранятся оформленные заказы клиентов.</w:t>
       </w:r>
       <w:r>
+        <w:rPr>
+          <w:rFonts w:ascii="Times New Roman" w:hAnsi="Times New Roman" w:cs="Times New Roman"/>
+          <w:sz w:val="28"/>
+          <w:szCs w:val="28"/>
+        </w:rPr>
         <w:br/>
       </w:r>
       <w:r>
         <w:rPr>
           <w:i/>
           <w:iCs/>
+          <w:sz w:val="28"/>
+          <w:szCs w:val="28"/>
         </w:rPr>
         <w:t xml:space="preserve">Поля:</w:t>
       </w:r>
       <w:r>
-        <w:t xml:space="preserve"> </w:t>
-      </w:r>
-      <w:r>
-        <w:t xml:space="preserve">ID (номер заказа), UserID (кто купил), OrderDate (дата и время покупки), TotalPrice (итоговая сумма к оплате), Status (статус заказа: новый, отправлен, доставлен), DeliveryAddress (куда везти), ContactPhone (номер телефона для связи).</w:t>
-      </w:r>
-    </w:p>
-    <w:p>
-      <w:pPr>
-        <w:pStyle w:val="BodyText"/>
-      </w:pPr>
-      <w:r>
-        <w:t xml:space="preserve">•</w:t>
-      </w:r>
-      <w:r>
-        <w:t xml:space="preserve"> </w:t>
-      </w:r>
-      <w:r>
-        <w:rPr>
-          <w:b/>
-          <w:bCs/>
+        <w:rPr>
+          <w:sz w:val="28"/>
+          <w:szCs w:val="28"/>
+        </w:rPr>
+        <w:t xml:space="preserve"> ID (номер заказа), UserID (кто купил), OrderDate (дата и время покупки), TotalPrice (итоговая сумма к оплате), Status (статус заказа: новый, отправлен, доставлен), DeliveryAddress (куда везти), ContactPhone (номер телефона для связи).</w:t>
+      </w:r>
+    </w:p>
+    <w:p>
+      <w:r>
+        <w:rPr>
+          <w:sz w:val="28"/>
+          <w:szCs w:val="28"/>
+        </w:rPr>
+        <w:t xml:space="preserve">• </w:t>
+      </w:r>
+      <w:r>
+        <w:rPr>
+          <w:sz w:val="28"/>
+          <w:szCs w:val="28"/>
         </w:rPr>
         <w:t xml:space="preserve">OrderItems (Содержимое заказа):</w:t>
       </w:r>
       <w:r>
-        <w:br/>
-      </w:r>
-      <w:r>
+        <w:rPr>
+          <w:rFonts w:ascii="Times New Roman" w:hAnsi="Times New Roman" w:cs="Times New Roman"/>
+          <w:sz w:val="28"/>
+          <w:szCs w:val="28"/>
+        </w:rPr>
+        <w:br/>
+      </w:r>
+      <w:r>
+        <w:rPr>
+          <w:sz w:val="28"/>
+          <w:szCs w:val="28"/>
+        </w:rPr>
         <w:t xml:space="preserve">Здесь подробно записано, какие именно велосипеды и по какой цене вошли в конкретный заказ.</w:t>
       </w:r>
       <w:r>
+        <w:rPr>
+          <w:rFonts w:ascii="Times New Roman" w:hAnsi="Times New Roman" w:cs="Times New Roman"/>
+          <w:sz w:val="28"/>
+          <w:szCs w:val="28"/>
+        </w:rPr>
         <w:br/>
       </w:r>
       <w:r>
         <w:rPr>
           <w:i/>
           <w:iCs/>
+          <w:sz w:val="28"/>
+          <w:szCs w:val="28"/>
         </w:rPr>
         <w:t xml:space="preserve">Поля:</w:t>
       </w:r>
       <w:r>
-        <w:t xml:space="preserve"> </w:t>
-      </w:r>
-      <w:r>
-        <w:t xml:space="preserve">ID (номер записи), OrderID (к какому заказу относится), ProductID (какой товар куплен), Quantity (сколько штук), PriceAtPurchase (цена товара на момент оформления покупки).</w:t>
-      </w:r>
-    </w:p>
-    <w:p>
-      <w:r>
-        <w:pict>
-          <v:rect style="width:0;height:1.5pt" o:hralign="center" o:hrstd="t" o:hr="t"/>
-        </w:pict>
+        <w:rPr>
+          <w:sz w:val="28"/>
+          <w:szCs w:val="28"/>
+        </w:rPr>
+        <w:t xml:space="preserve"> ID (номер записи), OrderID (к какому заказу относится), ProductID (какой товар куплен), Quantity (сколько штук), PriceAtPurchase (цена товара на момент оформления покупки).</w:t>
       </w:r>
     </w:p>
     <w:bookmarkEnd w:id="26"/>
     <w:bookmarkStart w:id="27" w:name="X5e2eaa1369a94df92e58d6ccaf8338393f7d16b"/>
     <w:p>
-      <w:pPr>
-        <w:pStyle w:val="Heading2"/>
-      </w:pPr>
-      <w:r>
+      <w:r>
+        <w:rPr>
+          <w:sz w:val="28"/>
+          <w:szCs w:val="28"/>
+        </w:rPr>
         <w:t xml:space="preserve">4. Безопасность и сохранность данных</w:t>
       </w:r>
     </w:p>
     <w:p>
-      <w:pPr>
-        <w:pStyle w:val="FirstParagraph"/>
-      </w:pPr>
-      <w:r>
-        <w:t xml:space="preserve">•</w:t>
-      </w:r>
-      <w:r>
-        <w:t xml:space="preserve"> </w:t>
-      </w:r>
-      <w:r>
-        <w:rPr>
-          <w:b/>
-          <w:bCs/>
+      <w:r>
+        <w:rPr>
+          <w:sz w:val="28"/>
+          <w:szCs w:val="28"/>
+        </w:rPr>
+        <w:t xml:space="preserve">• </w:t>
+      </w:r>
+      <w:r>
+        <w:rPr>
+          <w:sz w:val="28"/>
+          <w:szCs w:val="28"/>
         </w:rPr>
         <w:t xml:space="preserve">Хранение базы:</w:t>
       </w:r>
       <w:r>
-        <w:br/>
-      </w:r>
-      <w:r>
-        <w:t xml:space="preserve">Вся база данных находится прямо на компьютере в одном файле</w:t>
-      </w:r>
-      <w:r>
-        <w:t xml:space="preserve"> </w:t>
+        <w:rPr>
+          <w:rFonts w:ascii="Times New Roman" w:hAnsi="Times New Roman" w:cs="Times New Roman"/>
+          <w:sz w:val="28"/>
+          <w:szCs w:val="28"/>
+        </w:rPr>
+        <w:br/>
+      </w:r>
+      <w:r>
+        <w:rPr>
+          <w:sz w:val="28"/>
+          <w:szCs w:val="28"/>
+        </w:rPr>
+        <w:t xml:space="preserve">Вся база данных находится прямо на компьютере в одном файле </w:t>
       </w:r>
       <w:r>
         <w:rPr>
           <w:rStyle w:val="VerbatimChar"/>
+          <w:sz w:val="28"/>
+          <w:szCs w:val="28"/>
         </w:rPr>
         <w:t xml:space="preserve">veloshop.db</w:t>
       </w:r>
       <w:r>
+        <w:rPr>
+          <w:sz w:val="28"/>
+          <w:szCs w:val="28"/>
+        </w:rPr>
         <w:t xml:space="preserve">. Программа сама следит за тем, чтобы данные не перемешались и не испортились при выключении компьютера.</w:t>
       </w:r>
     </w:p>
     <w:p>
-      <w:pPr>
-        <w:pStyle w:val="BodyText"/>
-      </w:pPr>
-      <w:r>
-        <w:t xml:space="preserve">•</w:t>
-      </w:r>
-      <w:r>
-        <w:t xml:space="preserve"> </w:t>
-      </w:r>
-      <w:r>
-        <w:rPr>
-          <w:b/>
-          <w:bCs/>
+      <w:r>
+        <w:rPr>
+          <w:sz w:val="28"/>
+          <w:szCs w:val="28"/>
+        </w:rPr>
+        <w:t xml:space="preserve">• </w:t>
+      </w:r>
+      <w:r>
+        <w:rPr>
+          <w:sz w:val="28"/>
+          <w:szCs w:val="28"/>
         </w:rPr>
         <w:t xml:space="preserve">Защита от взлома:</w:t>
       </w:r>
       <w:r>
-        <w:br/>
-      </w:r>
-      <w:r>
+        <w:rPr>
+          <w:rFonts w:ascii="Times New Roman" w:hAnsi="Times New Roman" w:cs="Times New Roman"/>
+          <w:sz w:val="28"/>
+          <w:szCs w:val="28"/>
+        </w:rPr>
+        <w:br/>
+      </w:r>
+      <w:r>
+        <w:rPr>
+          <w:sz w:val="28"/>
+          <w:szCs w:val="28"/>
+        </w:rPr>
         <w:t xml:space="preserve">Все команды к базе данных отправляются через безопасные параметры, что исключает возможность взлома базы через текстовые поля.</w:t>
       </w:r>
     </w:p>
     <w:p>
-      <w:pPr>
-        <w:pStyle w:val="BodyText"/>
-      </w:pPr>
-      <w:r>
-        <w:t xml:space="preserve">•</w:t>
-      </w:r>
-      <w:r>
-        <w:t xml:space="preserve"> </w:t>
-      </w:r>
-      <w:r>
-        <w:rPr>
-          <w:b/>
-          <w:bCs/>
+      <w:r>
+        <w:rPr>
+          <w:sz w:val="28"/>
+          <w:szCs w:val="28"/>
+        </w:rPr>
+        <w:t xml:space="preserve">• </w:t>
+      </w:r>
+      <w:r>
+        <w:rPr>
+          <w:sz w:val="28"/>
+          <w:szCs w:val="28"/>
         </w:rPr>
         <w:t xml:space="preserve">Защита паролей:</w:t>
       </w:r>
       <w:r>
-        <w:br/>
-      </w:r>
-      <w:r>
+        <w:rPr>
+          <w:rFonts w:ascii="Times New Roman" w:hAnsi="Times New Roman" w:cs="Times New Roman"/>
+          <w:sz w:val="28"/>
+          <w:szCs w:val="28"/>
+        </w:rPr>
+        <w:br/>
+      </w:r>
+      <w:r>
+        <w:rPr>
+          <w:sz w:val="28"/>
+          <w:szCs w:val="28"/>
+        </w:rPr>
         <w:t xml:space="preserve">Пароли шифруются сразу при вводе и хранятся только в виде зашифрованного кода. Узнать исходный пароль из этого кода невозможно.</w:t>
       </w:r>
     </w:p>
     <w:p>
-      <w:pPr>
-        <w:pStyle w:val="BodyText"/>
-      </w:pPr>
-      <w:r>
-        <w:t xml:space="preserve">•</w:t>
-      </w:r>
-      <w:r>
-        <w:t xml:space="preserve"> </w:t>
-      </w:r>
-      <w:r>
-        <w:rPr>
-          <w:b/>
-          <w:bCs/>
+      <w:r>
+        <w:rPr>
+          <w:sz w:val="28"/>
+          <w:szCs w:val="28"/>
+        </w:rPr>
+        <w:t xml:space="preserve">• </w:t>
+      </w:r>
+      <w:r>
+        <w:rPr>
+          <w:sz w:val="28"/>
+          <w:szCs w:val="28"/>
         </w:rPr>
         <w:t xml:space="preserve">Конфиденциальность:</w:t>
       </w:r>
       <w:r>
-        <w:br/>
-      </w:r>
-      <w:r>
+        <w:rPr>
+          <w:rFonts w:ascii="Times New Roman" w:hAnsi="Times New Roman" w:cs="Times New Roman"/>
+          <w:sz w:val="28"/>
+          <w:szCs w:val="28"/>
+        </w:rPr>
+        <w:br/>
+      </w:r>
+      <w:r>
+        <w:rPr>
+          <w:sz w:val="28"/>
+          <w:szCs w:val="28"/>
+        </w:rPr>
         <w:t xml:space="preserve">Чужие номера телефонов, адреса и списки покупок скрыты от посторонних глаз и доступны только самому покупателю и главному администратору.</w:t>
       </w:r>
     </w:p>
